--- a/docs/reference/2026-jun-aug/08-terminal-and-pty.md.docx
+++ b/docs/reference/2026-jun-aug/08-terminal-and-pty.md.docx
@@ -7,7 +7,7 @@
         <w:pStyle w:val="Heading1"/>
         <w:rPr/>
       </w:pPr>
-      <w:bookmarkStart w:colFirst="0" w:colLast="0" w:name="_igy69holjhlm" w:id="0"/>
+      <w:bookmarkStart w:colFirst="0" w:colLast="0" w:name="_nocuiu9wusxe" w:id="0"/>
       <w:bookmarkEnd w:id="0"/>
       <w:r>
         <w:rPr>
@@ -70,7 +70,7 @@
         <w:pStyle w:val="Heading2"/>
         <w:rPr/>
       </w:pPr>
-      <w:bookmarkStart w:colFirst="0" w:colLast="0" w:name="_tvfxt9ribyga" w:id="1"/>
+      <w:bookmarkStart w:colFirst="0" w:colLast="0" w:name="_r2sqalhud458" w:id="1"/>
       <w:bookmarkEnd w:id="1"/>
       <w:r>
         <w:rPr>
@@ -382,6 +382,7 @@
           <w:numId w:val="1"/>
         </w:numPr>
         <w:ind w:left="720" w:hanging="360"/>
+        <w:rPr/>
       </w:pPr>
       <w:r>
         <w:rPr>
@@ -424,6 +425,7 @@
           <w:numId w:val="1"/>
         </w:numPr>
         <w:ind w:left="720" w:hanging="360"/>
+        <w:rPr/>
       </w:pPr>
       <w:r>
         <w:rPr>
@@ -452,6 +454,7 @@
           <w:numId w:val="1"/>
         </w:numPr>
         <w:ind w:left="720" w:hanging="360"/>
+        <w:rPr/>
       </w:pPr>
       <w:r>
         <w:rPr>
@@ -494,6 +497,7 @@
           <w:numId w:val="1"/>
         </w:numPr>
         <w:ind w:left="720" w:hanging="360"/>
+        <w:rPr/>
       </w:pPr>
       <w:r>
         <w:rPr>
@@ -556,7 +560,7 @@
         <w:pStyle w:val="Heading2"/>
         <w:rPr/>
       </w:pPr>
-      <w:bookmarkStart w:colFirst="0" w:colLast="0" w:name="_8q12z5uxnd5m" w:id="2"/>
+      <w:bookmarkStart w:colFirst="0" w:colLast="0" w:name="_jc4se11u3eun" w:id="2"/>
       <w:bookmarkEnd w:id="2"/>
       <w:r>
         <w:rPr>
@@ -616,6 +620,7 @@
           <w:numId w:val="1"/>
         </w:numPr>
         <w:ind w:left="720" w:hanging="360"/>
+        <w:rPr/>
       </w:pPr>
       <w:r>
         <w:rPr>
@@ -694,6 +699,7 @@
           <w:numId w:val="1"/>
         </w:numPr>
         <w:ind w:left="720" w:hanging="360"/>
+        <w:rPr/>
       </w:pPr>
       <w:r>
         <w:rPr>
@@ -723,6 +729,7 @@
           <w:numId w:val="1"/>
         </w:numPr>
         <w:ind w:left="720" w:hanging="360"/>
+        <w:rPr/>
       </w:pPr>
       <w:r>
         <w:rPr>
@@ -828,7 +835,7 @@
         <w:pStyle w:val="Heading2"/>
         <w:rPr/>
       </w:pPr>
-      <w:bookmarkStart w:colFirst="0" w:colLast="0" w:name="_41f0qm274sy5" w:id="3"/>
+      <w:bookmarkStart w:colFirst="0" w:colLast="0" w:name="_gupbw5j5n0vt" w:id="3"/>
       <w:bookmarkEnd w:id="3"/>
       <w:r>
         <w:rPr>
@@ -1204,7 +1211,7 @@
         <w:pStyle w:val="Heading2"/>
         <w:rPr/>
       </w:pPr>
-      <w:bookmarkStart w:colFirst="0" w:colLast="0" w:name="_co2jkj49ufmi" w:id="4"/>
+      <w:bookmarkStart w:colFirst="0" w:colLast="0" w:name="_895ov4z488c5" w:id="4"/>
       <w:bookmarkEnd w:id="4"/>
       <w:r>
         <w:rPr>
@@ -1265,7 +1272,7 @@
         <w:pStyle w:val="Heading2"/>
         <w:rPr/>
       </w:pPr>
-      <w:bookmarkStart w:colFirst="0" w:colLast="0" w:name="_w1hxdriwkncl" w:id="5"/>
+      <w:bookmarkStart w:colFirst="0" w:colLast="0" w:name="_9qnqwaci15j6" w:id="5"/>
       <w:bookmarkEnd w:id="5"/>
       <w:r>
         <w:rPr>
@@ -1281,6 +1288,7 @@
           <w:numId w:val="1"/>
         </w:numPr>
         <w:ind w:left="720" w:hanging="360"/>
+        <w:rPr/>
       </w:pPr>
       <w:r>
         <w:rPr>
@@ -1317,6 +1325,7 @@
           <w:numId w:val="1"/>
         </w:numPr>
         <w:ind w:left="720" w:hanging="360"/>
+        <w:rPr/>
       </w:pPr>
       <w:r>
         <w:rPr>
@@ -1339,6 +1348,7 @@
           <w:numId w:val="1"/>
         </w:numPr>
         <w:ind w:left="720" w:hanging="360"/>
+        <w:rPr/>
       </w:pPr>
       <w:r>
         <w:rPr>
@@ -1361,6 +1371,7 @@
           <w:numId w:val="1"/>
         </w:numPr>
         <w:ind w:left="720" w:hanging="360"/>
+        <w:rPr/>
       </w:pPr>
       <w:r>
         <w:rPr>
@@ -1383,6 +1394,7 @@
           <w:numId w:val="1"/>
         </w:numPr>
         <w:ind w:left="720" w:hanging="360"/>
+        <w:rPr/>
       </w:pPr>
       <w:r>
         <w:rPr>
@@ -1405,6 +1417,7 @@
           <w:numId w:val="1"/>
         </w:numPr>
         <w:ind w:left="720" w:hanging="360"/>
+        <w:rPr/>
       </w:pPr>
       <w:r>
         <w:rPr>
@@ -1427,6 +1440,7 @@
           <w:numId w:val="1"/>
         </w:numPr>
         <w:ind w:left="720" w:hanging="360"/>
+        <w:rPr/>
       </w:pPr>
       <w:r>
         <w:rPr>
@@ -1449,6 +1463,7 @@
           <w:numId w:val="1"/>
         </w:numPr>
         <w:ind w:left="720" w:hanging="360"/>
+        <w:rPr/>
       </w:pPr>
       <w:r>
         <w:rPr>
